--- a/Clients/Piper AI/Shared/Email Sequences/15.7.26 US GC-CMAR - Precon & Estimating.docx
+++ b/Clients/Piper AI/Shared/Email Sequences/15.7.26 US GC-CMAR - Precon & Estimating.docx
@@ -2,14 +2,6 @@
 <file path=word/document.xml><?xml version="1.0" encoding="utf-8"?>
 <w:document xmlns:w="http://schemas.openxmlformats.org/wordprocessingml/2006/main" xmlns:m="http://schemas.openxmlformats.org/officeDocument/2006/math" xmlns:r="http://schemas.openxmlformats.org/officeDocument/2006/relationships" xmlns:o="urn:schemas-microsoft-com:office:office" xmlns:v="urn:schemas-microsoft-com:vml" xmlns:w10="urn:schemas-microsoft-com:office:word" xmlns:a="http://schemas.openxmlformats.org/drawingml/2006/main" xmlns:pic="http://schemas.openxmlformats.org/drawingml/2006/picture" xmlns:wp="http://schemas.openxmlformats.org/drawingml/2006/wordprocessingDrawing">
   <w:body>
-    <w:p>
-      <w:pPr>
-        <w:pStyle w:val="Title"/>
-      </w:pPr>
-      <w:r>
-        <w:t xml:space="preserve">15.7.26 US GC-CMAR — Precon &amp; Estimating</w:t>
-      </w:r>
-    </w:p>
     <w:p>
       <w:pPr>
         <w:pStyle w:val="FirstParagraph"/>
@@ -25,14 +17,19 @@
         <w:t xml:space="preserve"> </w:t>
       </w:r>
       <w:r>
-        <w:t xml:space="preserve">Precon, estimating, project management and operations leaders at US GC and CMAR firms. 2,322 contacts: 2,009 net-new (Supersoniq, 2026-07-15) and 313 recycled from the 06-14 build.</w:t>
-      </w:r>
-    </w:p>
-    <w:p>
-      <w:r>
-        <w:pict>
-          <v:rect style="width:0;height:1.5pt" o:hralign="center" o:hrstd="t" o:hr="t"/>
-        </w:pict>
+        <w:t xml:space="preserve">Precon, estimating, project management and operations</w:t>
+      </w:r>
+      <w:r>
+        <w:t xml:space="preserve"> </w:t>
+      </w:r>
+      <w:r>
+        <w:t xml:space="preserve">leaders at US GC and CMAR firms. 2,322 contacts: 2,009 net-new</w:t>
+      </w:r>
+      <w:r>
+        <w:t xml:space="preserve"> </w:t>
+      </w:r>
+      <w:r>
+        <w:t xml:space="preserve">(Supersoniq, 2026-07-15) and 313 recycled from the 06-14 build.</w:t>
       </w:r>
     </w:p>
     <w:bookmarkStart w:id="9" w:name="email-1"/>
@@ -75,23 +72,55 @@
         <w:pStyle w:val="BodyText"/>
       </w:pPr>
       <w:r>
-        <w:t xml:space="preserve">When a package lands with two weeks on the clock, how much of the proposal ends up generic?</w:t>
-      </w:r>
-    </w:p>
-    <w:p>
-      <w:pPr>
-        <w:pStyle w:val="BodyText"/>
-      </w:pPr>
-      <w:r>
-        <w:t xml:space="preserve">We can help the team get more specific under pressure without adding headcount, with a precon operating system that proactively drives your entire process using an evolving AI brain that unifies your history, industry standards, and live context.</w:t>
-      </w:r>
-    </w:p>
-    <w:p>
-      <w:pPr>
-        <w:pStyle w:val="BodyText"/>
-      </w:pPr>
-      <w:r>
-        <w:t xml:space="preserve">An estimating lead doing K-12 work took a full day of bid leveling down to minutes.</w:t>
+        <w:t xml:space="preserve">When a package lands with two weeks on the clock, how much of the</w:t>
+      </w:r>
+      <w:r>
+        <w:t xml:space="preserve"> </w:t>
+      </w:r>
+      <w:r>
+        <w:t xml:space="preserve">proposal ends up generic?</w:t>
+      </w:r>
+    </w:p>
+    <w:p>
+      <w:pPr>
+        <w:pStyle w:val="BodyText"/>
+      </w:pPr>
+      <w:r>
+        <w:t xml:space="preserve">We can help the team get more specific under pressure without adding</w:t>
+      </w:r>
+      <w:r>
+        <w:t xml:space="preserve"> </w:t>
+      </w:r>
+      <w:r>
+        <w:t xml:space="preserve">headcount, with a precon operating system that proactively drives your</w:t>
+      </w:r>
+      <w:r>
+        <w:t xml:space="preserve"> </w:t>
+      </w:r>
+      <w:r>
+        <w:t xml:space="preserve">entire process using an evolving AI brain that unifies your history,</w:t>
+      </w:r>
+      <w:r>
+        <w:t xml:space="preserve"> </w:t>
+      </w:r>
+      <w:r>
+        <w:t xml:space="preserve">industry standards, and live context.</w:t>
+      </w:r>
+    </w:p>
+    <w:p>
+      <w:pPr>
+        <w:pStyle w:val="BodyText"/>
+      </w:pPr>
+      <w:commentRangeStart w:id="100"/>
+      <w:r>
+        <w:t xml:space="preserve">An estimating lead took bid leveling from a full day to minutes, with every scope gap between the sub bids flagged.</w:t>
+      </w:r>
+      <w:commentRangeEnd w:id="100"/>
+      <w:r>
+        <w:rPr>
+          <w:rStyle w:val="CommentReference"/>
+        </w:rPr>
+        <w:commentReference w:id="100"/>
       </w:r>
     </w:p>
     <w:p>
@@ -103,15 +132,8 @@
       </w:r>
     </w:p>
     <w:p>
-      <w:r>
-        <w:pict>
-          <v:rect style="width:0;height:1.5pt" o:hralign="center" o:hrstd="t" o:hr="t"/>
-        </w:pict>
-      </w:r>
-    </w:p>
-    <w:p>
-      <w:pPr>
-        <w:pStyle w:val="FirstParagraph"/>
+      <w:pPr>
+        <w:pStyle w:val="BodyText"/>
       </w:pPr>
       <w:r>
         <w:rPr>
@@ -140,23 +162,47 @@
         <w:pStyle w:val="BodyText"/>
       </w:pPr>
       <w:r>
-        <w:t xml:space="preserve">When a package lands with two weeks on the clock, how much of the proposal ends up generic?</w:t>
-      </w:r>
-    </w:p>
-    <w:p>
-      <w:pPr>
-        <w:pStyle w:val="BodyText"/>
-      </w:pPr>
-      <w:r>
-        <w:t xml:space="preserve">We can help the team get more specific under pressure without adding headcount, with a precon operating system that proactively drives your entire process using an evolving AI brain that unifies your history, industry standards, and live context.</w:t>
-      </w:r>
-    </w:p>
-    <w:p>
-      <w:pPr>
-        <w:pStyle w:val="BodyText"/>
-      </w:pPr>
-      <w:r>
-        <w:t xml:space="preserve">An estimating lead doing K-12 work took a full day of bid leveling down to minutes.</w:t>
+        <w:t xml:space="preserve">When a package lands with two weeks on the clock, how much of the</w:t>
+      </w:r>
+      <w:r>
+        <w:t xml:space="preserve"> </w:t>
+      </w:r>
+      <w:r>
+        <w:t xml:space="preserve">proposal ends up generic?</w:t>
+      </w:r>
+    </w:p>
+    <w:p>
+      <w:pPr>
+        <w:pStyle w:val="BodyText"/>
+      </w:pPr>
+      <w:r>
+        <w:t xml:space="preserve">We can help the team get more specific under pressure without adding</w:t>
+      </w:r>
+      <w:r>
+        <w:t xml:space="preserve"> </w:t>
+      </w:r>
+      <w:r>
+        <w:t xml:space="preserve">headcount, with a pre-construction operating system that proactively</w:t>
+      </w:r>
+      <w:r>
+        <w:t xml:space="preserve"> </w:t>
+      </w:r>
+      <w:r>
+        <w:t xml:space="preserve">drives your entire process using an evolving brain that unifies your</w:t>
+      </w:r>
+      <w:r>
+        <w:t xml:space="preserve"> </w:t>
+      </w:r>
+      <w:r>
+        <w:t xml:space="preserve">history, industry standards, and live context.</w:t>
+      </w:r>
+    </w:p>
+    <w:p>
+      <w:pPr>
+        <w:pStyle w:val="BodyText"/>
+      </w:pPr>
+      <w:r>
+        <w:t xml:space="preserve">An estimating lead took bid leveling from a full day to minutes, with every scope gap between the sub bids flagged.</w:t>
       </w:r>
     </w:p>
     <w:p>
@@ -168,15 +214,8 @@
       </w:r>
     </w:p>
     <w:p>
-      <w:r>
-        <w:pict>
-          <v:rect style="width:0;height:1.5pt" o:hralign="center" o:hrstd="t" o:hr="t"/>
-        </w:pict>
-      </w:r>
-    </w:p>
-    <w:p>
-      <w:pPr>
-        <w:pStyle w:val="FirstParagraph"/>
+      <w:pPr>
+        <w:pStyle w:val="BodyText"/>
       </w:pPr>
       <w:r>
         <w:rPr>
@@ -205,43 +244,62 @@
         <w:pStyle w:val="BodyText"/>
       </w:pPr>
       <w:r>
-        <w:t xml:space="preserve">Is the team pasting bid pages into a general AI tool and re-explaining the job every time?</w:t>
-      </w:r>
-    </w:p>
-    <w:p>
-      <w:pPr>
-        <w:pStyle w:val="BodyText"/>
-      </w:pPr>
-      <w:r>
-        <w:t xml:space="preserve">We can help you get specific without starting over. Your own history, the industry standards, and every page of the live job stay in one place, so nothing gets re-explained and nothing slips.</w:t>
-      </w:r>
-    </w:p>
-    <w:p>
-      <w:pPr>
-        <w:pStyle w:val="BodyText"/>
-      </w:pPr>
-      <w:r>
-        <w:t xml:space="preserve">A VP of business development took a full day of go/no-go across 14 pursuits down to a cited summary in under 30 minutes.</w:t>
-      </w:r>
-    </w:p>
-    <w:p>
-      <w:pPr>
-        <w:pStyle w:val="BodyText"/>
-      </w:pPr>
-      <w:r>
-        <w:t xml:space="preserve">Worth a quick look?</w:t>
-      </w:r>
-    </w:p>
-    <w:p>
-      <w:r>
-        <w:pict>
-          <v:rect style="width:0;height:1.5pt" o:hralign="center" o:hrstd="t" o:hr="t"/>
-        </w:pict>
-      </w:r>
-    </w:p>
-    <w:p>
-      <w:pPr>
-        <w:pStyle w:val="FirstParagraph"/>
+        <w:t xml:space="preserve">Is the team pasting bid pages into a general AI tool and re-explaining</w:t>
+      </w:r>
+      <w:r>
+        <w:t xml:space="preserve"> </w:t>
+      </w:r>
+      <w:r>
+        <w:t xml:space="preserve">the job every time?</w:t>
+      </w:r>
+    </w:p>
+    <w:p>
+      <w:pPr>
+        <w:pStyle w:val="BodyText"/>
+      </w:pPr>
+      <w:r>
+        <w:t xml:space="preserve">We can help you get specific without starting over. Your own history,</w:t>
+      </w:r>
+      <w:r>
+        <w:t xml:space="preserve"> </w:t>
+      </w:r>
+      <w:r>
+        <w:t xml:space="preserve">the industry standards, and every page of the live job stay in one</w:t>
+      </w:r>
+      <w:r>
+        <w:t xml:space="preserve"> </w:t>
+      </w:r>
+      <w:r>
+        <w:t xml:space="preserve">place, so nothing gets re-explained and nothing slips.</w:t>
+      </w:r>
+    </w:p>
+    <w:p>
+      <w:pPr>
+        <w:pStyle w:val="BodyText"/>
+      </w:pPr>
+      <w:commentRangeStart w:id="101"/>
+      <w:r>
+        <w:t xml:space="preserve">A VP of business development took go/no-go on 14 pursuits from a full day to under 30 minutes, every risk cited to the exact page.</w:t>
+      </w:r>
+    </w:p>
+    <w:p>
+      <w:pPr>
+        <w:pStyle w:val="BodyText"/>
+      </w:pPr>
+      <w:r>
+        <w:t xml:space="preserve">Want me to send over a quick breakdown?</w:t>
+      </w:r>
+      <w:commentRangeEnd w:id="101"/>
+      <w:r>
+        <w:rPr>
+          <w:rStyle w:val="CommentReference"/>
+        </w:rPr>
+        <w:commentReference w:id="101"/>
+      </w:r>
+    </w:p>
+    <w:p>
+      <w:pPr>
+        <w:pStyle w:val="BodyText"/>
       </w:pPr>
       <w:r>
         <w:rPr>
@@ -270,38 +328,49 @@
         <w:pStyle w:val="BodyText"/>
       </w:pPr>
       <w:r>
-        <w:t xml:space="preserve">Is the team pasting bid pages into a general AI tool and re-explaining the job every time?</w:t>
-      </w:r>
-    </w:p>
-    <w:p>
-      <w:pPr>
-        <w:pStyle w:val="BodyText"/>
-      </w:pPr>
-      <w:r>
-        <w:t xml:space="preserve">We can help you get specific without starting over. Your own history, the industry standards, and every page of the live job stay in one place, so nothing gets re-explained and nothing slips.</w:t>
-      </w:r>
-    </w:p>
-    <w:p>
-      <w:pPr>
-        <w:pStyle w:val="BodyText"/>
-      </w:pPr>
-      <w:r>
-        <w:t xml:space="preserve">A VP of business development took a full day of go/no-go across 14 pursuits down to a cited summary in under 30 minutes.</w:t>
-      </w:r>
-    </w:p>
-    <w:p>
-      <w:pPr>
-        <w:pStyle w:val="BodyText"/>
-      </w:pPr>
-      <w:r>
-        <w:t xml:space="preserve">Worth a quick look?</w:t>
-      </w:r>
-    </w:p>
-    <w:p>
-      <w:r>
-        <w:pict>
-          <v:rect style="width:0;height:1.5pt" o:hralign="center" o:hrstd="t" o:hr="t"/>
-        </w:pict>
+        <w:t xml:space="preserve">Is the team pasting bid pages into a general AI tool and re-explaining</w:t>
+      </w:r>
+      <w:r>
+        <w:t xml:space="preserve"> </w:t>
+      </w:r>
+      <w:r>
+        <w:t xml:space="preserve">the job every time?</w:t>
+      </w:r>
+    </w:p>
+    <w:p>
+      <w:pPr>
+        <w:pStyle w:val="BodyText"/>
+      </w:pPr>
+      <w:r>
+        <w:t xml:space="preserve">We can help you get specific without starting over. Your own history,</w:t>
+      </w:r>
+      <w:r>
+        <w:t xml:space="preserve"> </w:t>
+      </w:r>
+      <w:r>
+        <w:t xml:space="preserve">the industry standards, and every page of the live job stay in one</w:t>
+      </w:r>
+      <w:r>
+        <w:t xml:space="preserve"> </w:t>
+      </w:r>
+      <w:r>
+        <w:t xml:space="preserve">place, so nothing gets re-explained and nothing slips.</w:t>
+      </w:r>
+    </w:p>
+    <w:p>
+      <w:pPr>
+        <w:pStyle w:val="BodyText"/>
+      </w:pPr>
+      <w:r>
+        <w:t xml:space="preserve">A VP of business development took go/no-go on 14 pursuits from a full day to under 30 minutes, every risk cited to the exact page.</w:t>
+      </w:r>
+    </w:p>
+    <w:p>
+      <w:pPr>
+        <w:pStyle w:val="BodyText"/>
+      </w:pPr>
+      <w:r>
+        <w:t xml:space="preserve">Want me to send over a quick breakdown?</w:t>
       </w:r>
     </w:p>
     <w:bookmarkEnd w:id="9"/>
@@ -331,7 +400,13 @@
         <w:pStyle w:val="BodyText"/>
       </w:pPr>
       <w:r>
-        <w:t xml:space="preserve">Most teams have tried a general AI tool on a bid, then gone back to doing it by hand. It never learns the job, so it never gets specific.</w:t>
+        <w:t xml:space="preserve">Most teams have tried a general AI tool on a bid, then gone back to</w:t>
+      </w:r>
+      <w:r>
+        <w:t xml:space="preserve"> </w:t>
+      </w:r>
+      <w:r>
+        <w:t xml:space="preserve">doing it by hand. It never learns the job, so it never gets specific.</w:t>
       </w:r>
     </w:p>
     <w:p>
@@ -351,15 +426,8 @@
       </w:r>
     </w:p>
     <w:p>
-      <w:r>
-        <w:pict>
-          <v:rect style="width:0;height:1.5pt" o:hralign="center" o:hrstd="t" o:hr="t"/>
-        </w:pict>
-      </w:r>
-    </w:p>
-    <w:p>
-      <w:pPr>
-        <w:pStyle w:val="FirstParagraph"/>
+      <w:pPr>
+        <w:pStyle w:val="BodyText"/>
       </w:pPr>
       <w:r>
         <w:rPr>
@@ -373,8 +441,21 @@
       <w:pPr>
         <w:pStyle w:val="BodyText"/>
       </w:pPr>
-      <w:r>
-        <w:t xml:space="preserve">The proposals that win are not the fastest. They are the ones that show the owner you understand and relate to the job better than anyone else bidding it.</w:t>
+      <w:commentRangeStart w:id="102"/>
+      <w:r>
+        <w:t xml:space="preserve">The proposals that win are not the fastest. They are the ones that show</w:t>
+      </w:r>
+      <w:r>
+        <w:t xml:space="preserve"> </w:t>
+      </w:r>
+      <w:r>
+        <w:t xml:space="preserve">the owner you understand and relate to the job better than anyone else</w:t>
+      </w:r>
+      <w:r>
+        <w:t xml:space="preserve"> </w:t>
+      </w:r>
+      <w:r>
+        <w:t xml:space="preserve">bidding it.</w:t>
       </w:r>
     </w:p>
     <w:p>
@@ -391,6 +472,13 @@
       </w:pPr>
       <w:r>
         <w:t xml:space="preserve">Would you like me to show you how?</w:t>
+      </w:r>
+      <w:commentRangeEnd w:id="102"/>
+      <w:r>
+        <w:rPr>
+          <w:rStyle w:val="CommentReference"/>
+        </w:rPr>
+        <w:commentReference w:id="102"/>
       </w:r>
     </w:p>
     <w:bookmarkEnd w:id="10"/>
@@ -404,7 +492,101 @@
 </file>
 
 <file path=word/comments.xml><?xml version="1.0" encoding="utf-8"?>
-<w:comments xmlns:w="http://schemas.openxmlformats.org/wordprocessingml/2006/main" xmlns:m="http://schemas.openxmlformats.org/officeDocument/2006/math" xmlns:r="http://schemas.openxmlformats.org/officeDocument/2006/relationships" xmlns:o="urn:schemas-microsoft-com:office:office" xmlns:v="urn:schemas-microsoft-com:vml" xmlns:w10="urn:schemas-microsoft-com:office:word" xmlns:a="http://schemas.openxmlformats.org/drawingml/2006/main" xmlns:pic="http://schemas.openxmlformats.org/drawingml/2006/picture" xmlns:wp="http://schemas.openxmlformats.org/drawingml/2006/wordprocessingDrawing"/>
+<w:comments xmlns:w="http://schemas.openxmlformats.org/wordprocessingml/2006/main" xmlns:m="http://schemas.openxmlformats.org/officeDocument/2006/math" xmlns:r="http://schemas.openxmlformats.org/officeDocument/2006/relationships" xmlns:o="urn:schemas-microsoft-com:office:office" xmlns:v="urn:schemas-microsoft-com:vml" xmlns:w10="urn:schemas-microsoft-com:office:word" xmlns:a="http://schemas.openxmlformats.org/drawingml/2006/main" xmlns:pic="http://schemas.openxmlformats.org/drawingml/2006/picture" xmlns:wp="http://schemas.openxmlformats.org/drawingml/2006/wordprocessingDrawing">
+  <w:comment w:id="100" w:author="Flowroots - Revision">
+    <w:p>
+      <w:pPr>
+        <w:pStyle w:val="CommentText"/>
+      </w:pPr>
+      <w:r>
+        <w:rPr>
+          <w:rStyle w:val="CommentReference"/>
+        </w:rPr>
+        <w:annotationRef/>
+      </w:r>
+      <w:r>
+        <w:t xml:space="preserve">APPLIED: K-12 stripped (Nikol’s relevance point from the Business Leaders doc, applied here too) and the proof now carries the specificity this email promises - the flagged gaps. Same in 1B.</w:t>
+      </w:r>
+    </w:p>
+  </w:comment>
+  <w:comment w:id="101" w:author="Flowroots - Revision">
+    <w:p>
+      <w:pPr>
+        <w:pStyle w:val="CommentText"/>
+      </w:pPr>
+      <w:r>
+        <w:rPr>
+          <w:rStyle w:val="CommentReference"/>
+        </w:rPr>
+        <w:annotationRef/>
+      </w:r>
+      <w:r>
+        <w:t xml:space="preserve">APPLIED: the proof now leads with the citations that prove</w:t>
+      </w:r>
+      <w:r>
+        <w:t xml:space="preserve"> </w:t>
+      </w:r>
+      <w:r>
+        <w:t xml:space="preserve">“nothing slips”</w:t>
+      </w:r>
+      <w:r>
+        <w:t xml:space="preserve">, and the CTA is a concrete ask we deliver in a reply. Same in 1D.</w:t>
+      </w:r>
+    </w:p>
+  </w:comment>
+  <w:comment w:id="102" w:author="Flowroots - Revision">
+    <w:p>
+      <w:pPr>
+        <w:pStyle w:val="CommentText"/>
+      </w:pPr>
+      <w:r>
+        <w:rPr>
+          <w:rStyle w:val="CommentReference"/>
+        </w:rPr>
+        <w:annotationRef/>
+      </w:r>
+      <w:r>
+        <w:t xml:space="preserve">KEPT 20.7: your inline wording (</w:t>
+      </w:r>
+      <w:r>
+        <w:t xml:space="preserve">“understand and relate to”</w:t>
+      </w:r>
+      <w:r>
+        <w:t xml:space="preserve">,</w:t>
+      </w:r>
+      <w:r>
+        <w:t xml:space="preserve"> </w:t>
+      </w:r>
+      <w:r>
+        <w:t xml:space="preserve">“Would you like me to”</w:t>
+      </w:r>
+      <w:r>
+        <w:t xml:space="preserve">) is live as written; one grammar fix applied -</w:t>
+      </w:r>
+      <w:r>
+        <w:t xml:space="preserve"> </w:t>
+      </w:r>
+      <w:r>
+        <w:t xml:space="preserve">“without adding a headcount”</w:t>
+      </w:r>
+      <w:r>
+        <w:t xml:space="preserve"> </w:t>
+      </w:r>
+      <w:r>
+        <w:t xml:space="preserve">became</w:t>
+      </w:r>
+      <w:r>
+        <w:t xml:space="preserve"> </w:t>
+      </w:r>
+      <w:r>
+        <w:t xml:space="preserve">“without adding headcount”</w:t>
+      </w:r>
+      <w:r>
+        <w:t xml:space="preserve">. Your other edits (precon operating system, evolving AI brain, general AI tool) are all live.</w:t>
+      </w:r>
+    </w:p>
+  </w:comment>
+</w:comments>
 </file>
 
 <file path=word/footnotes.xml><?xml version="1.0" encoding="utf-8"?>

--- a/Clients/Piper AI/Shared/Email Sequences/15.7.26 US GC-CMAR - Precon & Estimating.docx
+++ b/Clients/Piper AI/Shared/Email Sequences/15.7.26 US GC-CMAR - Precon & Estimating.docx
@@ -113,7 +113,7 @@
       </w:pPr>
       <w:commentRangeStart w:id="100"/>
       <w:r>
-        <w:t xml:space="preserve">An estimating lead took bid leveling from a full day to minutes, with every scope gap between the sub bids flagged.</w:t>
+        <w:t xml:space="preserve">An estimating lead got through a full package in minutes instead of a day, with nothing slipping past the deadline.</w:t>
       </w:r>
       <w:commentRangeEnd w:id="100"/>
       <w:r>
@@ -182,13 +182,13 @@
         <w:t xml:space="preserve"> </w:t>
       </w:r>
       <w:r>
-        <w:t xml:space="preserve">headcount, with a pre-construction operating system that proactively</w:t>
-      </w:r>
-      <w:r>
-        <w:t xml:space="preserve"> </w:t>
-      </w:r>
-      <w:r>
-        <w:t xml:space="preserve">drives your entire process using an evolving brain that unifies your</w:t>
+        <w:t xml:space="preserve">headcount, with a precon operating system that proactively</w:t>
+      </w:r>
+      <w:r>
+        <w:t xml:space="preserve"> </w:t>
+      </w:r>
+      <w:r>
+        <w:t xml:space="preserve">drives your entire process using an evolving AI brain that unifies your</w:t>
       </w:r>
       <w:r>
         <w:t xml:space="preserve"> </w:t>
@@ -202,7 +202,7 @@
         <w:pStyle w:val="BodyText"/>
       </w:pPr>
       <w:r>
-        <w:t xml:space="preserve">An estimating lead took bid leveling from a full day to minutes, with every scope gap between the sub bids flagged.</w:t>
+        <w:t xml:space="preserve">An estimating lead got through a full package in minutes instead of a day, with nothing slipping past the deadline.</w:t>
       </w:r>
     </w:p>
     <w:p>
@@ -279,7 +279,19 @@
       </w:pPr>
       <w:commentRangeStart w:id="101"/>
       <w:r>
-        <w:t xml:space="preserve">A VP of business development took go/no-go on 14 pursuits from a full day to under 30 minutes, every risk cited to the exact page.</w:t>
+        <w:t xml:space="preserve">A VP of</w:t>
+      </w:r>
+      <w:r>
+        <w:t xml:space="preserve"> </w:t>
+      </w:r>
+      <w:r>
+        <w:t xml:space="preserve">business development took go/no-go on 14 pursuits from a full day to</w:t>
+      </w:r>
+      <w:r>
+        <w:t xml:space="preserve"> </w:t>
+      </w:r>
+      <w:r>
+        <w:t xml:space="preserve">under 30 minutes, every risk cited to the exact page.</w:t>
       </w:r>
     </w:p>
     <w:p>
@@ -362,7 +374,13 @@
         <w:pStyle w:val="BodyText"/>
       </w:pPr>
       <w:r>
-        <w:t xml:space="preserve">A VP of business development took go/no-go on 14 pursuits from a full day to under 30 minutes, every risk cited to the exact page.</w:t>
+        <w:t xml:space="preserve">A VP of business development took go/no-go on 14 pursuits from a full</w:t>
+      </w:r>
+      <w:r>
+        <w:t xml:space="preserve"> </w:t>
+      </w:r>
+      <w:r>
+        <w:t xml:space="preserve">day to under 30 minutes, every risk cited to the exact page.</w:t>
       </w:r>
     </w:p>
     <w:p>
@@ -443,13 +461,19 @@
       </w:pPr>
       <w:commentRangeStart w:id="102"/>
       <w:r>
-        <w:t xml:space="preserve">The proposals that win are not the fastest. They are the ones that show</w:t>
-      </w:r>
-      <w:r>
-        <w:t xml:space="preserve"> </w:t>
-      </w:r>
-      <w:r>
-        <w:t xml:space="preserve">the owner you understand and relate to the job better than anyone else</w:t>
+        <w:t xml:space="preserve">The</w:t>
+      </w:r>
+      <w:r>
+        <w:t xml:space="preserve"> </w:t>
+      </w:r>
+      <w:r>
+        <w:t xml:space="preserve">proposals that win are not the fastest. They are the ones that show the</w:t>
+      </w:r>
+      <w:r>
+        <w:t xml:space="preserve"> </w:t>
+      </w:r>
+      <w:r>
+        <w:t xml:space="preserve">owner you understand and relate to the job better than anyone else</w:t>
       </w:r>
       <w:r>
         <w:t xml:space="preserve"> </w:t>
@@ -505,7 +529,40 @@
         <w:annotationRef/>
       </w:r>
       <w:r>
-        <w:t xml:space="preserve">APPLIED: K-12 stripped (Nikol’s relevance point from the Business Leaders doc, applied here too) and the proof now carries the specificity this email promises - the flagged gaps. Same in 1B.</w:t>
+        <w:t xml:space="preserve">APPLIED: K-12 stripped (Nikol’s relevance point from the Business</w:t>
+      </w:r>
+      <w:r>
+        <w:t xml:space="preserve"> </w:t>
+      </w:r>
+      <w:r>
+        <w:t xml:space="preserve">Leaders doc, applied here too) and the proof now carries the specificity</w:t>
+      </w:r>
+      <w:r>
+        <w:t xml:space="preserve"> </w:t>
+      </w:r>
+      <w:r>
+        <w:t xml:space="preserve">this email promises. UPDATED per Nikol’s call point (23.7): the long sentence and the proof were two different features -</w:t>
+      </w:r>
+      <w:r>
+        <w:t xml:space="preserve"> </w:t>
+      </w:r>
+      <w:r>
+        <w:t xml:space="preserve">“pasta sauce vs ice cream”</w:t>
+      </w:r>
+      <w:r>
+        <w:t xml:space="preserve">. The proof now matches the paragraph - getting through the package and nothing slipping under the deadline.</w:t>
+      </w:r>
+      <w:r>
+        <w:t xml:space="preserve"> </w:t>
+      </w:r>
+      <w:r>
+        <w:t xml:space="preserve">“Bid leveling”</w:t>
+      </w:r>
+      <w:r>
+        <w:t xml:space="preserve"> </w:t>
+      </w:r>
+      <w:r>
+        <w:t xml:space="preserve">removed. Same in 1B.</w:t>
       </w:r>
     </w:p>
   </w:comment>
@@ -527,10 +584,22 @@
         <w:t xml:space="preserve"> </w:t>
       </w:r>
       <w:r>
-        <w:t xml:space="preserve">“nothing slips”</w:t>
-      </w:r>
-      <w:r>
-        <w:t xml:space="preserve">, and the CTA is a concrete ask we deliver in a reply. Same in 1D.</w:t>
+        <w:t xml:space="preserve">“nothing</w:t>
+      </w:r>
+      <w:r>
+        <w:t xml:space="preserve"> </w:t>
+      </w:r>
+      <w:r>
+        <w:t xml:space="preserve">slips”</w:t>
+      </w:r>
+      <w:r>
+        <w:t xml:space="preserve">, and the CTA is a concrete ask we deliver in a reply. Same in</w:t>
+      </w:r>
+      <w:r>
+        <w:t xml:space="preserve"> </w:t>
+      </w:r>
+      <w:r>
+        <w:t xml:space="preserve">1D.</w:t>
       </w:r>
     </w:p>
   </w:comment>
@@ -558,7 +627,13 @@
         <w:t xml:space="preserve"> </w:t>
       </w:r>
       <w:r>
-        <w:t xml:space="preserve">“Would you like me to”</w:t>
+        <w:t xml:space="preserve">“Would you</w:t>
+      </w:r>
+      <w:r>
+        <w:t xml:space="preserve"> </w:t>
+      </w:r>
+      <w:r>
+        <w:t xml:space="preserve">like me to”</w:t>
       </w:r>
       <w:r>
         <w:t xml:space="preserve">) is live as written; one grammar fix applied -</w:t>
@@ -567,7 +642,13 @@
         <w:t xml:space="preserve"> </w:t>
       </w:r>
       <w:r>
-        <w:t xml:space="preserve">“without adding a headcount”</w:t>
+        <w:t xml:space="preserve">“without</w:t>
+      </w:r>
+      <w:r>
+        <w:t xml:space="preserve"> </w:t>
+      </w:r>
+      <w:r>
+        <w:t xml:space="preserve">adding a headcount”</w:t>
       </w:r>
       <w:r>
         <w:t xml:space="preserve"> </w:t>
@@ -582,7 +663,19 @@
         <w:t xml:space="preserve">“without adding headcount”</w:t>
       </w:r>
       <w:r>
-        <w:t xml:space="preserve">. Your other edits (precon operating system, evolving AI brain, general AI tool) are all live.</w:t>
+        <w:t xml:space="preserve">. Your other edits</w:t>
+      </w:r>
+      <w:r>
+        <w:t xml:space="preserve"> </w:t>
+      </w:r>
+      <w:r>
+        <w:t xml:space="preserve">(precon operating system, evolving AI brain, general AI tool) are all</w:t>
+      </w:r>
+      <w:r>
+        <w:t xml:space="preserve"> </w:t>
+      </w:r>
+      <w:r>
+        <w:t xml:space="preserve">live.</w:t>
       </w:r>
     </w:p>
   </w:comment>
